--- a/DFT_paper_revision/SUBMISSION_PACKAGE/03_Highlights.docx
+++ b/DFT_paper_revision/SUBMISSION_PACKAGE/03_Highlights.docx
@@ -32,7 +32,7 @@
         <w:pStyle w:val="Compact"/>
       </w:pPr>
       <w:r>
-        <w:t xml:space="preserve">Oxygen-vacancy formation energy: +4.74 eV pristine, +1.29 eV Pr, −4.06 eV Rb</w:t>
+        <w:t xml:space="preserve">Oxygen-vacancy formation energy: ≥ +4.74 eV pristine, +1.29 eV Pr, −4.06 eV Rb</w:t>
       </w:r>
     </w:p>
     <w:p>
